--- a/Master_Equation_Reset_Point.docx
+++ b/Master_Equation_Reset_Point.docx
@@ -251,23 +251,7 @@
           <w:sz w:val="24"/>
           <w:szCs w:val="24"/>
         </w:rPr>
-        <w:t xml:space="preserve">Simultaneously, general relativity defines time as a local quantity dependent on motion and gravitational curvature. These two </w:t>
-      </w:r>
-      <w:r>
-        <w:rPr>
-          <w:rFonts w:ascii="Times New Roman" w:eastAsia="Times New Roman" w:hAnsi="Times New Roman" w:cs="Times New Roman"/>
-          <w:sz w:val="24"/>
-          <w:szCs w:val="24"/>
-        </w:rPr>
-        <w:t>perspective measurements</w:t>
-      </w:r>
-      <w:r>
-        <w:rPr>
-          <w:rFonts w:ascii="Times New Roman" w:eastAsia="Times New Roman" w:hAnsi="Times New Roman" w:cs="Times New Roman"/>
-          <w:sz w:val="24"/>
-          <w:szCs w:val="24"/>
-        </w:rPr>
-        <w:t xml:space="preserve"> and geometry—are consistent but require synchronization in practical systems.</w:t>
+        <w:t>Simultaneously, general relativity defines time as a local quantity dependent on motion and gravitational curvature. These two perspective measurements and geometry—are consistent but require synchronization in practical systems.</w:t>
       </w:r>
     </w:p>
     <w:p>
@@ -1071,6 +1055,9 @@
             <m:t xml:space="preserve"> cycles per second</m:t>
           </m:r>
           <m:r>
+            <m:rPr>
+              <m:sty m:val="p"/>
+            </m:rPr>
             <w:rPr>
               <w:rFonts w:ascii="Times New Roman" w:eastAsia="Times New Roman" w:hAnsi="Times New Roman" w:cs="Times New Roman"/>
               <w:sz w:val="24"/>
@@ -1488,6 +1475,9 @@
             </m:sup>
           </m:sSup>
           <m:r>
+            <m:rPr>
+              <m:sty m:val="p"/>
+            </m:rPr>
             <w:rPr>
               <w:rFonts w:ascii="Cambria Math" w:eastAsia="Times New Roman" w:hAnsi="Cambria Math" w:cs="Times New Roman"/>
               <w:sz w:val="24"/>
@@ -1884,7 +1874,6 @@
           <m:r>
             <w:rPr>
               <w:rFonts w:ascii="Cambria Math" w:eastAsia="Times New Roman" w:hAnsi="Cambria Math" w:cs="Times New Roman"/>
-              <w:i/>
               <w:sz w:val="24"/>
               <w:szCs w:val="24"/>
             </w:rPr>
@@ -2092,6 +2081,9 @@
             </m:sup>
           </m:sSup>
           <m:r>
+            <m:rPr>
+              <m:sty m:val="p"/>
+            </m:rPr>
             <w:rPr>
               <w:rFonts w:ascii="Cambria Math" w:eastAsia="Times New Roman" w:hAnsi="Cambria Math" w:cs="Times New Roman"/>
               <w:sz w:val="24"/>
@@ -2194,6 +2186,9 @@
             </m:den>
           </m:f>
           <m:r>
+            <m:rPr>
+              <m:sty m:val="p"/>
+            </m:rPr>
             <w:rPr>
               <w:rFonts w:ascii="Cambria Math" w:eastAsia="Times New Roman" w:hAnsi="Cambria Math" w:cs="Times New Roman"/>
               <w:sz w:val="24"/>
@@ -2586,7 +2581,6 @@
           <m:r>
             <w:rPr>
               <w:rFonts w:ascii="Cambria Math" w:eastAsia="Times New Roman" w:hAnsi="Cambria Math" w:cs="Times New Roman"/>
-              <w:i/>
               <w:sz w:val="24"/>
               <w:szCs w:val="24"/>
             </w:rPr>
@@ -3206,23 +3200,7 @@
           <w:sz w:val="24"/>
           <w:szCs w:val="24"/>
         </w:rPr>
-        <w:t xml:space="preserve">dynamic field </w:t>
-      </w:r>
-      <w:r>
-        <w:rPr>
-          <w:rFonts w:ascii="Times New Roman" w:eastAsia="Times New Roman" w:hAnsi="Times New Roman" w:cs="Times New Roman"/>
-          <w:sz w:val="24"/>
-          <w:szCs w:val="24"/>
-        </w:rPr>
-        <w:t>shape</w:t>
-      </w:r>
-      <w:r>
-        <w:rPr>
-          <w:rFonts w:ascii="Times New Roman" w:eastAsia="Times New Roman" w:hAnsi="Times New Roman" w:cs="Times New Roman"/>
-          <w:sz w:val="24"/>
-          <w:szCs w:val="24"/>
-        </w:rPr>
-        <w:t xml:space="preserve"> </w:t>
+        <w:t xml:space="preserve">dynamic field shape </w:t>
       </w:r>
     </w:p>
     <w:p>
@@ -3739,7 +3717,6 @@
           <m:r>
             <w:rPr>
               <w:rFonts w:ascii="Cambria Math" w:eastAsia="Times New Roman" w:hAnsi="Cambria Math" w:cs="Times New Roman"/>
-              <w:i/>
               <w:sz w:val="24"/>
               <w:szCs w:val="24"/>
             </w:rPr>
@@ -3985,7 +3962,6 @@
           <m:r>
             <w:rPr>
               <w:rFonts w:ascii="Cambria Math" w:eastAsia="Times New Roman" w:hAnsi="Cambria Math" w:cs="Times New Roman"/>
-              <w:i/>
               <w:sz w:val="24"/>
               <w:szCs w:val="24"/>
             </w:rPr>
@@ -4360,6 +4336,9 @@
             </m:sup>
           </m:sSup>
           <m:r>
+            <m:rPr>
+              <m:sty m:val="p"/>
+            </m:rPr>
             <w:rPr>
               <w:rFonts w:ascii="Cambria Math" w:eastAsia="Times New Roman" w:hAnsi="Cambria Math" w:cs="Times New Roman"/>
               <w:sz w:val="24"/>
@@ -4715,7 +4694,6 @@
           <m:r>
             <w:rPr>
               <w:rFonts w:ascii="Cambria Math" w:eastAsia="Times New Roman" w:hAnsi="Cambria Math" w:cs="Times New Roman"/>
-              <w:i/>
               <w:sz w:val="24"/>
               <w:szCs w:val="24"/>
             </w:rPr>
@@ -5101,23 +5079,7 @@
           <w:sz w:val="24"/>
           <w:szCs w:val="24"/>
         </w:rPr>
-        <w:t xml:space="preserve">energy requirements remain </w:t>
-      </w:r>
-      <w:r>
-        <w:rPr>
-          <w:rFonts w:ascii="Times New Roman" w:eastAsia="Times New Roman" w:hAnsi="Times New Roman" w:cs="Times New Roman"/>
-          <w:sz w:val="24"/>
-          <w:szCs w:val="24"/>
-        </w:rPr>
-        <w:t>extremely</w:t>
-      </w:r>
-      <w:r>
-        <w:rPr>
-          <w:rFonts w:ascii="Times New Roman" w:eastAsia="Times New Roman" w:hAnsi="Times New Roman" w:cs="Times New Roman"/>
-          <w:sz w:val="24"/>
-          <w:szCs w:val="24"/>
-        </w:rPr>
-        <w:t xml:space="preserve"> </w:t>
+        <w:t xml:space="preserve">energy requirements remain extremely </w:t>
       </w:r>
     </w:p>
     <w:p>
@@ -5224,23 +5186,7 @@
           <w:sz w:val="24"/>
           <w:szCs w:val="24"/>
         </w:rPr>
-        <w:t xml:space="preserve">This framework </w:t>
-      </w:r>
-      <w:r>
-        <w:rPr>
-          <w:rFonts w:ascii="Times New Roman" w:eastAsia="Times New Roman" w:hAnsi="Times New Roman" w:cs="Times New Roman"/>
-          <w:sz w:val="24"/>
-          <w:szCs w:val="24"/>
-        </w:rPr>
-        <w:t>is established</w:t>
-      </w:r>
-      <w:r>
-        <w:rPr>
-          <w:rFonts w:ascii="Times New Roman" w:eastAsia="Times New Roman" w:hAnsi="Times New Roman" w:cs="Times New Roman"/>
-          <w:sz w:val="24"/>
-          <w:szCs w:val="24"/>
-        </w:rPr>
-        <w:t>:</w:t>
+        <w:t>This framework is established:</w:t>
       </w:r>
     </w:p>
     <w:p>
@@ -5387,7 +5333,25 @@
           <w:sz w:val="24"/>
           <w:szCs w:val="24"/>
         </w:rPr>
-        <w:t>Bureau International des Poids et Mesures (BIPM). International System of Units</w:t>
+        <w:t xml:space="preserve">Ashby, N. (2003). Relativity in the Global Positioning System. </w:t>
+      </w:r>
+      <w:r>
+        <w:rPr>
+          <w:rFonts w:ascii="Times New Roman" w:eastAsia="Times New Roman" w:hAnsi="Times New Roman" w:cs="Times New Roman"/>
+          <w:i/>
+          <w:iCs/>
+          <w:sz w:val="24"/>
+          <w:szCs w:val="24"/>
+        </w:rPr>
+        <w:t>Living Reviews in Relativity</w:t>
+      </w:r>
+      <w:r>
+        <w:rPr>
+          <w:rFonts w:ascii="Times New Roman" w:eastAsia="Times New Roman" w:hAnsi="Times New Roman" w:cs="Times New Roman"/>
+          <w:sz w:val="24"/>
+          <w:szCs w:val="24"/>
+        </w:rPr>
+        <w:t>, 6(1), 1.</w:t>
       </w:r>
     </w:p>
     <w:p>
@@ -5405,7 +5369,25 @@
           <w:sz w:val="24"/>
           <w:szCs w:val="24"/>
         </w:rPr>
-        <w:t>General Relativity</w:t>
+        <w:t xml:space="preserve">Åström, K. J., &amp; Murray, R. M. (2008). </w:t>
+      </w:r>
+      <w:r>
+        <w:rPr>
+          <w:rFonts w:ascii="Times New Roman" w:eastAsia="Times New Roman" w:hAnsi="Times New Roman" w:cs="Times New Roman"/>
+          <w:i/>
+          <w:iCs/>
+          <w:sz w:val="24"/>
+          <w:szCs w:val="24"/>
+        </w:rPr>
+        <w:t>Feedback Systems: An Introduction for Scientists and Engineers</w:t>
+      </w:r>
+      <w:r>
+        <w:rPr>
+          <w:rFonts w:ascii="Times New Roman" w:eastAsia="Times New Roman" w:hAnsi="Times New Roman" w:cs="Times New Roman"/>
+          <w:sz w:val="24"/>
+          <w:szCs w:val="24"/>
+        </w:rPr>
+        <w:t>. Princeton University Press.</w:t>
       </w:r>
     </w:p>
     <w:p>
@@ -5423,7 +5405,25 @@
           <w:sz w:val="24"/>
           <w:szCs w:val="24"/>
         </w:rPr>
-        <w:t>Quantum Field Theory</w:t>
+        <w:t xml:space="preserve">Bracewell, R. N. (2000). </w:t>
+      </w:r>
+      <w:r>
+        <w:rPr>
+          <w:rFonts w:ascii="Times New Roman" w:eastAsia="Times New Roman" w:hAnsi="Times New Roman" w:cs="Times New Roman"/>
+          <w:i/>
+          <w:iCs/>
+          <w:sz w:val="24"/>
+          <w:szCs w:val="24"/>
+        </w:rPr>
+        <w:t>The Fourier Transform and Its Applications</w:t>
+      </w:r>
+      <w:r>
+        <w:rPr>
+          <w:rFonts w:ascii="Times New Roman" w:eastAsia="Times New Roman" w:hAnsi="Times New Roman" w:cs="Times New Roman"/>
+          <w:sz w:val="24"/>
+          <w:szCs w:val="24"/>
+        </w:rPr>
+        <w:t>. McGraw-Hill.</w:t>
       </w:r>
     </w:p>
     <w:p>
@@ -5441,7 +5441,25 @@
           <w:sz w:val="24"/>
           <w:szCs w:val="24"/>
         </w:rPr>
-        <w:t>Alcubierre, M. (1994). Warp Drive</w:t>
+        <w:t xml:space="preserve">Bureau International des Poids et Mesures (BIPM). (2019). </w:t>
+      </w:r>
+      <w:r>
+        <w:rPr>
+          <w:rFonts w:ascii="Times New Roman" w:eastAsia="Times New Roman" w:hAnsi="Times New Roman" w:cs="Times New Roman"/>
+          <w:i/>
+          <w:iCs/>
+          <w:sz w:val="24"/>
+          <w:szCs w:val="24"/>
+        </w:rPr>
+        <w:t>The International System of Units (SI)</w:t>
+      </w:r>
+      <w:r>
+        <w:rPr>
+          <w:rFonts w:ascii="Times New Roman" w:eastAsia="Times New Roman" w:hAnsi="Times New Roman" w:cs="Times New Roman"/>
+          <w:sz w:val="24"/>
+          <w:szCs w:val="24"/>
+        </w:rPr>
+        <w:t xml:space="preserve"> (9th ed.).</w:t>
       </w:r>
     </w:p>
     <w:p>
@@ -5459,7 +5477,512 @@
           <w:sz w:val="24"/>
           <w:szCs w:val="24"/>
         </w:rPr>
-        <w:t>National Institute of Standards and Technology (NIST). Atomic Clocks</w:t>
+        <w:t xml:space="preserve">Essen, L., &amp; Parry, J. V. L. (1955). An atomic standard of frequency and time interval: A caesium resonator. </w:t>
+      </w:r>
+      <w:r>
+        <w:rPr>
+          <w:rFonts w:ascii="Times New Roman" w:eastAsia="Times New Roman" w:hAnsi="Times New Roman" w:cs="Times New Roman"/>
+          <w:i/>
+          <w:iCs/>
+          <w:sz w:val="24"/>
+          <w:szCs w:val="24"/>
+        </w:rPr>
+        <w:t>Nature</w:t>
+      </w:r>
+      <w:r>
+        <w:rPr>
+          <w:rFonts w:ascii="Times New Roman" w:eastAsia="Times New Roman" w:hAnsi="Times New Roman" w:cs="Times New Roman"/>
+          <w:sz w:val="24"/>
+          <w:szCs w:val="24"/>
+        </w:rPr>
+        <w:t>, 176, 280–282.</w:t>
+      </w:r>
+    </w:p>
+    <w:p>
+      <w:pPr>
+        <w:spacing w:before="100" w:beforeAutospacing="1" w:after="100" w:afterAutospacing="1" w:line="240" w:lineRule="auto"/>
+        <w:rPr>
+          <w:rFonts w:ascii="Times New Roman" w:eastAsia="Times New Roman" w:hAnsi="Times New Roman" w:cs="Times New Roman"/>
+          <w:sz w:val="24"/>
+          <w:szCs w:val="24"/>
+        </w:rPr>
+      </w:pPr>
+      <w:r>
+        <w:rPr>
+          <w:rFonts w:ascii="Times New Roman" w:eastAsia="Times New Roman" w:hAnsi="Times New Roman" w:cs="Times New Roman"/>
+          <w:sz w:val="24"/>
+          <w:szCs w:val="24"/>
+        </w:rPr>
+        <w:t xml:space="preserve">Einstein, A. (1905). Does the inertia of a body depend upon its energy content? </w:t>
+      </w:r>
+      <w:r>
+        <w:rPr>
+          <w:rFonts w:ascii="Times New Roman" w:eastAsia="Times New Roman" w:hAnsi="Times New Roman" w:cs="Times New Roman"/>
+          <w:i/>
+          <w:iCs/>
+          <w:sz w:val="24"/>
+          <w:szCs w:val="24"/>
+        </w:rPr>
+        <w:t>Annalen der Physik</w:t>
+      </w:r>
+      <w:r>
+        <w:rPr>
+          <w:rFonts w:ascii="Times New Roman" w:eastAsia="Times New Roman" w:hAnsi="Times New Roman" w:cs="Times New Roman"/>
+          <w:sz w:val="24"/>
+          <w:szCs w:val="24"/>
+        </w:rPr>
+        <w:t>, 18, 639–641.</w:t>
+      </w:r>
+    </w:p>
+    <w:p>
+      <w:pPr>
+        <w:spacing w:before="100" w:beforeAutospacing="1" w:after="100" w:afterAutospacing="1" w:line="240" w:lineRule="auto"/>
+        <w:rPr>
+          <w:rFonts w:ascii="Times New Roman" w:eastAsia="Times New Roman" w:hAnsi="Times New Roman" w:cs="Times New Roman"/>
+          <w:sz w:val="24"/>
+          <w:szCs w:val="24"/>
+        </w:rPr>
+      </w:pPr>
+      <w:r>
+        <w:rPr>
+          <w:rFonts w:ascii="Times New Roman" w:eastAsia="Times New Roman" w:hAnsi="Times New Roman" w:cs="Times New Roman"/>
+          <w:sz w:val="24"/>
+          <w:szCs w:val="24"/>
+        </w:rPr>
+        <w:lastRenderedPageBreak/>
+        <w:t xml:space="preserve">Einstein, A. (1915). The field equations of gravitation. </w:t>
+      </w:r>
+      <w:r>
+        <w:rPr>
+          <w:rFonts w:ascii="Times New Roman" w:eastAsia="Times New Roman" w:hAnsi="Times New Roman" w:cs="Times New Roman"/>
+          <w:i/>
+          <w:iCs/>
+          <w:sz w:val="24"/>
+          <w:szCs w:val="24"/>
+        </w:rPr>
+        <w:t>Sitzungsberichte der Königlich Preußischen Akademie der Wissenschaften</w:t>
+      </w:r>
+      <w:r>
+        <w:rPr>
+          <w:rFonts w:ascii="Times New Roman" w:eastAsia="Times New Roman" w:hAnsi="Times New Roman" w:cs="Times New Roman"/>
+          <w:sz w:val="24"/>
+          <w:szCs w:val="24"/>
+        </w:rPr>
+        <w:t>, 844–847.</w:t>
+      </w:r>
+    </w:p>
+    <w:p>
+      <w:pPr>
+        <w:spacing w:before="100" w:beforeAutospacing="1" w:after="100" w:afterAutospacing="1" w:line="240" w:lineRule="auto"/>
+        <w:rPr>
+          <w:rFonts w:ascii="Times New Roman" w:eastAsia="Times New Roman" w:hAnsi="Times New Roman" w:cs="Times New Roman"/>
+          <w:sz w:val="24"/>
+          <w:szCs w:val="24"/>
+        </w:rPr>
+      </w:pPr>
+      <w:r>
+        <w:rPr>
+          <w:rFonts w:ascii="Times New Roman" w:eastAsia="Times New Roman" w:hAnsi="Times New Roman" w:cs="Times New Roman"/>
+          <w:sz w:val="24"/>
+          <w:szCs w:val="24"/>
+        </w:rPr>
+        <w:t xml:space="preserve">Fourier, J. (1822). </w:t>
+      </w:r>
+      <w:r>
+        <w:rPr>
+          <w:rFonts w:ascii="Times New Roman" w:eastAsia="Times New Roman" w:hAnsi="Times New Roman" w:cs="Times New Roman"/>
+          <w:i/>
+          <w:iCs/>
+          <w:sz w:val="24"/>
+          <w:szCs w:val="24"/>
+        </w:rPr>
+        <w:t>Théorie analytique de la chaleur</w:t>
+      </w:r>
+      <w:r>
+        <w:rPr>
+          <w:rFonts w:ascii="Times New Roman" w:eastAsia="Times New Roman" w:hAnsi="Times New Roman" w:cs="Times New Roman"/>
+          <w:sz w:val="24"/>
+          <w:szCs w:val="24"/>
+        </w:rPr>
+        <w:t>. Paris: Chez Firmin Didot.</w:t>
+      </w:r>
+    </w:p>
+    <w:p>
+      <w:pPr>
+        <w:spacing w:before="100" w:beforeAutospacing="1" w:after="100" w:afterAutospacing="1" w:line="240" w:lineRule="auto"/>
+        <w:rPr>
+          <w:rFonts w:ascii="Times New Roman" w:eastAsia="Times New Roman" w:hAnsi="Times New Roman" w:cs="Times New Roman"/>
+          <w:sz w:val="24"/>
+          <w:szCs w:val="24"/>
+        </w:rPr>
+      </w:pPr>
+      <w:r>
+        <w:rPr>
+          <w:rFonts w:ascii="Times New Roman" w:eastAsia="Times New Roman" w:hAnsi="Times New Roman" w:cs="Times New Roman"/>
+          <w:sz w:val="24"/>
+          <w:szCs w:val="24"/>
+        </w:rPr>
+        <w:t xml:space="preserve">Goldstein, H., Poole, C., &amp; Safko, J. (2002). </w:t>
+      </w:r>
+      <w:r>
+        <w:rPr>
+          <w:rFonts w:ascii="Times New Roman" w:eastAsia="Times New Roman" w:hAnsi="Times New Roman" w:cs="Times New Roman"/>
+          <w:i/>
+          <w:iCs/>
+          <w:sz w:val="24"/>
+          <w:szCs w:val="24"/>
+        </w:rPr>
+        <w:t>Classical Mechanics</w:t>
+      </w:r>
+      <w:r>
+        <w:rPr>
+          <w:rFonts w:ascii="Times New Roman" w:eastAsia="Times New Roman" w:hAnsi="Times New Roman" w:cs="Times New Roman"/>
+          <w:sz w:val="24"/>
+          <w:szCs w:val="24"/>
+        </w:rPr>
+        <w:t xml:space="preserve"> (3rd ed.). Addison-Wesley.</w:t>
+      </w:r>
+    </w:p>
+    <w:p>
+      <w:pPr>
+        <w:spacing w:before="100" w:beforeAutospacing="1" w:after="100" w:afterAutospacing="1" w:line="240" w:lineRule="auto"/>
+        <w:rPr>
+          <w:rFonts w:ascii="Times New Roman" w:eastAsia="Times New Roman" w:hAnsi="Times New Roman" w:cs="Times New Roman"/>
+          <w:sz w:val="24"/>
+          <w:szCs w:val="24"/>
+        </w:rPr>
+      </w:pPr>
+      <w:r>
+        <w:rPr>
+          <w:rFonts w:ascii="Times New Roman" w:eastAsia="Times New Roman" w:hAnsi="Times New Roman" w:cs="Times New Roman"/>
+          <w:sz w:val="24"/>
+          <w:szCs w:val="24"/>
+        </w:rPr>
+        <w:t xml:space="preserve">Jackson, J. D. (1999). </w:t>
+      </w:r>
+      <w:r>
+        <w:rPr>
+          <w:rFonts w:ascii="Times New Roman" w:eastAsia="Times New Roman" w:hAnsi="Times New Roman" w:cs="Times New Roman"/>
+          <w:i/>
+          <w:iCs/>
+          <w:sz w:val="24"/>
+          <w:szCs w:val="24"/>
+        </w:rPr>
+        <w:t>Classical Electrodynamics</w:t>
+      </w:r>
+      <w:r>
+        <w:rPr>
+          <w:rFonts w:ascii="Times New Roman" w:eastAsia="Times New Roman" w:hAnsi="Times New Roman" w:cs="Times New Roman"/>
+          <w:sz w:val="24"/>
+          <w:szCs w:val="24"/>
+        </w:rPr>
+        <w:t xml:space="preserve"> (3rd ed.). Wiley.</w:t>
+      </w:r>
+    </w:p>
+    <w:p>
+      <w:pPr>
+        <w:spacing w:before="100" w:beforeAutospacing="1" w:after="100" w:afterAutospacing="1" w:line="240" w:lineRule="auto"/>
+        <w:rPr>
+          <w:rFonts w:ascii="Times New Roman" w:eastAsia="Times New Roman" w:hAnsi="Times New Roman" w:cs="Times New Roman"/>
+          <w:sz w:val="24"/>
+          <w:szCs w:val="24"/>
+        </w:rPr>
+      </w:pPr>
+      <w:r>
+        <w:rPr>
+          <w:rFonts w:ascii="Times New Roman" w:eastAsia="Times New Roman" w:hAnsi="Times New Roman" w:cs="Times New Roman"/>
+          <w:sz w:val="24"/>
+          <w:szCs w:val="24"/>
+        </w:rPr>
+        <w:t xml:space="preserve">Klein, O. (1926). Quantentheorie und fünfdimensionale Relativitätstheorie. </w:t>
+      </w:r>
+      <w:r>
+        <w:rPr>
+          <w:rFonts w:ascii="Times New Roman" w:eastAsia="Times New Roman" w:hAnsi="Times New Roman" w:cs="Times New Roman"/>
+          <w:i/>
+          <w:iCs/>
+          <w:sz w:val="24"/>
+          <w:szCs w:val="24"/>
+        </w:rPr>
+        <w:t>Zeitschrift für Physik</w:t>
+      </w:r>
+      <w:r>
+        <w:rPr>
+          <w:rFonts w:ascii="Times New Roman" w:eastAsia="Times New Roman" w:hAnsi="Times New Roman" w:cs="Times New Roman"/>
+          <w:sz w:val="24"/>
+          <w:szCs w:val="24"/>
+        </w:rPr>
+        <w:t>, 37, 895–906.</w:t>
+      </w:r>
+    </w:p>
+    <w:p>
+      <w:pPr>
+        <w:spacing w:before="100" w:beforeAutospacing="1" w:after="100" w:afterAutospacing="1" w:line="240" w:lineRule="auto"/>
+        <w:rPr>
+          <w:rFonts w:ascii="Times New Roman" w:eastAsia="Times New Roman" w:hAnsi="Times New Roman" w:cs="Times New Roman"/>
+          <w:sz w:val="24"/>
+          <w:szCs w:val="24"/>
+        </w:rPr>
+      </w:pPr>
+      <w:r>
+        <w:rPr>
+          <w:rFonts w:ascii="Times New Roman" w:eastAsia="Times New Roman" w:hAnsi="Times New Roman" w:cs="Times New Roman"/>
+          <w:sz w:val="24"/>
+          <w:szCs w:val="24"/>
+        </w:rPr>
+        <w:t xml:space="preserve">Gordon, W. (1926). Der Comptoneffekt nach der Schrödingerschen Theorie. </w:t>
+      </w:r>
+      <w:r>
+        <w:rPr>
+          <w:rFonts w:ascii="Times New Roman" w:eastAsia="Times New Roman" w:hAnsi="Times New Roman" w:cs="Times New Roman"/>
+          <w:i/>
+          <w:iCs/>
+          <w:sz w:val="24"/>
+          <w:szCs w:val="24"/>
+        </w:rPr>
+        <w:t>Zeitschrift für Physik</w:t>
+      </w:r>
+      <w:r>
+        <w:rPr>
+          <w:rFonts w:ascii="Times New Roman" w:eastAsia="Times New Roman" w:hAnsi="Times New Roman" w:cs="Times New Roman"/>
+          <w:sz w:val="24"/>
+          <w:szCs w:val="24"/>
+        </w:rPr>
+        <w:t>, 40, 117–133.</w:t>
+      </w:r>
+    </w:p>
+    <w:p>
+      <w:pPr>
+        <w:spacing w:before="100" w:beforeAutospacing="1" w:after="100" w:afterAutospacing="1" w:line="240" w:lineRule="auto"/>
+        <w:rPr>
+          <w:rFonts w:ascii="Times New Roman" w:eastAsia="Times New Roman" w:hAnsi="Times New Roman" w:cs="Times New Roman"/>
+          <w:sz w:val="24"/>
+          <w:szCs w:val="24"/>
+        </w:rPr>
+      </w:pPr>
+      <w:r>
+        <w:rPr>
+          <w:rFonts w:ascii="Times New Roman" w:eastAsia="Times New Roman" w:hAnsi="Times New Roman" w:cs="Times New Roman"/>
+          <w:sz w:val="24"/>
+          <w:szCs w:val="24"/>
+        </w:rPr>
+        <w:t xml:space="preserve">Landau, L. D., &amp; Lifshitz, E. M. (1976). </w:t>
+      </w:r>
+      <w:r>
+        <w:rPr>
+          <w:rFonts w:ascii="Times New Roman" w:eastAsia="Times New Roman" w:hAnsi="Times New Roman" w:cs="Times New Roman"/>
+          <w:i/>
+          <w:iCs/>
+          <w:sz w:val="24"/>
+          <w:szCs w:val="24"/>
+        </w:rPr>
+        <w:t>Mechanics</w:t>
+      </w:r>
+      <w:r>
+        <w:rPr>
+          <w:rFonts w:ascii="Times New Roman" w:eastAsia="Times New Roman" w:hAnsi="Times New Roman" w:cs="Times New Roman"/>
+          <w:sz w:val="24"/>
+          <w:szCs w:val="24"/>
+        </w:rPr>
+        <w:t xml:space="preserve"> (3rd ed.). Butterworth-Heinemann.</w:t>
+      </w:r>
+    </w:p>
+    <w:p>
+      <w:pPr>
+        <w:spacing w:before="100" w:beforeAutospacing="1" w:after="100" w:afterAutospacing="1" w:line="240" w:lineRule="auto"/>
+        <w:rPr>
+          <w:rFonts w:ascii="Times New Roman" w:eastAsia="Times New Roman" w:hAnsi="Times New Roman" w:cs="Times New Roman"/>
+          <w:sz w:val="24"/>
+          <w:szCs w:val="24"/>
+        </w:rPr>
+      </w:pPr>
+      <w:r>
+        <w:rPr>
+          <w:rFonts w:ascii="Times New Roman" w:eastAsia="Times New Roman" w:hAnsi="Times New Roman" w:cs="Times New Roman"/>
+          <w:sz w:val="24"/>
+          <w:szCs w:val="24"/>
+        </w:rPr>
+        <w:t>National Institute of Standards and Technology (NIST). (n.d.). Time and Frequency Division. U.S. Department of Commerce.</w:t>
+      </w:r>
+    </w:p>
+    <w:p>
+      <w:pPr>
+        <w:spacing w:before="100" w:beforeAutospacing="1" w:after="100" w:afterAutospacing="1" w:line="240" w:lineRule="auto"/>
+        <w:rPr>
+          <w:rFonts w:ascii="Times New Roman" w:eastAsia="Times New Roman" w:hAnsi="Times New Roman" w:cs="Times New Roman"/>
+          <w:sz w:val="24"/>
+          <w:szCs w:val="24"/>
+        </w:rPr>
+      </w:pPr>
+      <w:r>
+        <w:rPr>
+          <w:rFonts w:ascii="Times New Roman" w:eastAsia="Times New Roman" w:hAnsi="Times New Roman" w:cs="Times New Roman"/>
+          <w:sz w:val="24"/>
+          <w:szCs w:val="24"/>
+        </w:rPr>
+        <w:t xml:space="preserve">Ogata, K. (2010). </w:t>
+      </w:r>
+      <w:r>
+        <w:rPr>
+          <w:rFonts w:ascii="Times New Roman" w:eastAsia="Times New Roman" w:hAnsi="Times New Roman" w:cs="Times New Roman"/>
+          <w:i/>
+          <w:iCs/>
+          <w:sz w:val="24"/>
+          <w:szCs w:val="24"/>
+        </w:rPr>
+        <w:t>Modern Control Engineering</w:t>
+      </w:r>
+      <w:r>
+        <w:rPr>
+          <w:rFonts w:ascii="Times New Roman" w:eastAsia="Times New Roman" w:hAnsi="Times New Roman" w:cs="Times New Roman"/>
+          <w:sz w:val="24"/>
+          <w:szCs w:val="24"/>
+        </w:rPr>
+        <w:t xml:space="preserve"> (5th ed.). Prentice Hall.</w:t>
+      </w:r>
+    </w:p>
+    <w:p>
+      <w:pPr>
+        <w:spacing w:before="100" w:beforeAutospacing="1" w:after="100" w:afterAutospacing="1" w:line="240" w:lineRule="auto"/>
+        <w:rPr>
+          <w:rFonts w:ascii="Times New Roman" w:eastAsia="Times New Roman" w:hAnsi="Times New Roman" w:cs="Times New Roman"/>
+          <w:sz w:val="24"/>
+          <w:szCs w:val="24"/>
+        </w:rPr>
+      </w:pPr>
+      <w:r>
+        <w:rPr>
+          <w:rFonts w:ascii="Times New Roman" w:eastAsia="Times New Roman" w:hAnsi="Times New Roman" w:cs="Times New Roman"/>
+          <w:sz w:val="24"/>
+          <w:szCs w:val="24"/>
+        </w:rPr>
+        <w:t xml:space="preserve">Peskin, M. E., &amp; Schroeder, D. V. (1995). </w:t>
+      </w:r>
+      <w:r>
+        <w:rPr>
+          <w:rFonts w:ascii="Times New Roman" w:eastAsia="Times New Roman" w:hAnsi="Times New Roman" w:cs="Times New Roman"/>
+          <w:i/>
+          <w:iCs/>
+          <w:sz w:val="24"/>
+          <w:szCs w:val="24"/>
+        </w:rPr>
+        <w:t>An Introduction to Quantum Field Theory</w:t>
+      </w:r>
+      <w:r>
+        <w:rPr>
+          <w:rFonts w:ascii="Times New Roman" w:eastAsia="Times New Roman" w:hAnsi="Times New Roman" w:cs="Times New Roman"/>
+          <w:sz w:val="24"/>
+          <w:szCs w:val="24"/>
+        </w:rPr>
+        <w:t>. Westview Press.</w:t>
+      </w:r>
+    </w:p>
+    <w:p>
+      <w:pPr>
+        <w:spacing w:before="100" w:beforeAutospacing="1" w:after="100" w:afterAutospacing="1" w:line="240" w:lineRule="auto"/>
+        <w:rPr>
+          <w:rFonts w:ascii="Times New Roman" w:eastAsia="Times New Roman" w:hAnsi="Times New Roman" w:cs="Times New Roman"/>
+          <w:sz w:val="24"/>
+          <w:szCs w:val="24"/>
+        </w:rPr>
+      </w:pPr>
+      <w:r>
+        <w:rPr>
+          <w:rFonts w:ascii="Times New Roman" w:eastAsia="Times New Roman" w:hAnsi="Times New Roman" w:cs="Times New Roman"/>
+          <w:sz w:val="24"/>
+          <w:szCs w:val="24"/>
+        </w:rPr>
+        <w:t xml:space="preserve">Pfenning, M. J., &amp; Ford, L. H. (1997). The unphysical nature of warp drive. </w:t>
+      </w:r>
+      <w:r>
+        <w:rPr>
+          <w:rFonts w:ascii="Times New Roman" w:eastAsia="Times New Roman" w:hAnsi="Times New Roman" w:cs="Times New Roman"/>
+          <w:i/>
+          <w:iCs/>
+          <w:sz w:val="24"/>
+          <w:szCs w:val="24"/>
+        </w:rPr>
+        <w:t>Classical and Quantum Gravity</w:t>
+      </w:r>
+      <w:r>
+        <w:rPr>
+          <w:rFonts w:ascii="Times New Roman" w:eastAsia="Times New Roman" w:hAnsi="Times New Roman" w:cs="Times New Roman"/>
+          <w:sz w:val="24"/>
+          <w:szCs w:val="24"/>
+        </w:rPr>
+        <w:t>, 14(7), 1743–1751.</w:t>
+      </w:r>
+    </w:p>
+    <w:p>
+      <w:pPr>
+        <w:spacing w:before="100" w:beforeAutospacing="1" w:after="100" w:afterAutospacing="1" w:line="240" w:lineRule="auto"/>
+        <w:rPr>
+          <w:rFonts w:ascii="Times New Roman" w:eastAsia="Times New Roman" w:hAnsi="Times New Roman" w:cs="Times New Roman"/>
+          <w:sz w:val="24"/>
+          <w:szCs w:val="24"/>
+        </w:rPr>
+      </w:pPr>
+      <w:r>
+        <w:rPr>
+          <w:rFonts w:ascii="Times New Roman" w:eastAsia="Times New Roman" w:hAnsi="Times New Roman" w:cs="Times New Roman"/>
+          <w:sz w:val="24"/>
+          <w:szCs w:val="24"/>
+        </w:rPr>
+        <w:t xml:space="preserve">Taylor, E. F., &amp; Wheeler, J. A. (1992). </w:t>
+      </w:r>
+      <w:r>
+        <w:rPr>
+          <w:rFonts w:ascii="Times New Roman" w:eastAsia="Times New Roman" w:hAnsi="Times New Roman" w:cs="Times New Roman"/>
+          <w:i/>
+          <w:iCs/>
+          <w:sz w:val="24"/>
+          <w:szCs w:val="24"/>
+        </w:rPr>
+        <w:t>Spacetime Physics</w:t>
+      </w:r>
+      <w:r>
+        <w:rPr>
+          <w:rFonts w:ascii="Times New Roman" w:eastAsia="Times New Roman" w:hAnsi="Times New Roman" w:cs="Times New Roman"/>
+          <w:sz w:val="24"/>
+          <w:szCs w:val="24"/>
+        </w:rPr>
+        <w:t xml:space="preserve"> (2nd ed.). W. H. Freeman.</w:t>
+      </w:r>
+    </w:p>
+    <w:p>
+      <w:pPr>
+        <w:spacing w:before="100" w:beforeAutospacing="1" w:after="100" w:afterAutospacing="1" w:line="240" w:lineRule="auto"/>
+        <w:rPr>
+          <w:rFonts w:ascii="Times New Roman" w:eastAsia="Times New Roman" w:hAnsi="Times New Roman" w:cs="Times New Roman"/>
+          <w:sz w:val="24"/>
+          <w:szCs w:val="24"/>
+        </w:rPr>
+      </w:pPr>
+      <w:r>
+        <w:rPr>
+          <w:rFonts w:ascii="Times New Roman" w:eastAsia="Times New Roman" w:hAnsi="Times New Roman" w:cs="Times New Roman"/>
+          <w:sz w:val="24"/>
+          <w:szCs w:val="24"/>
+        </w:rPr>
+        <w:t xml:space="preserve">Alcubierre, M. (1994). The warp drive: Hyper-fast travel within general relativity. </w:t>
+      </w:r>
+      <w:r>
+        <w:rPr>
+          <w:rFonts w:ascii="Times New Roman" w:eastAsia="Times New Roman" w:hAnsi="Times New Roman" w:cs="Times New Roman"/>
+          <w:i/>
+          <w:iCs/>
+          <w:sz w:val="24"/>
+          <w:szCs w:val="24"/>
+        </w:rPr>
+        <w:t>Classical and Quantum Gravity</w:t>
+      </w:r>
+      <w:r>
+        <w:rPr>
+          <w:rFonts w:ascii="Times New Roman" w:eastAsia="Times New Roman" w:hAnsi="Times New Roman" w:cs="Times New Roman"/>
+          <w:sz w:val="24"/>
+          <w:szCs w:val="24"/>
+        </w:rPr>
+        <w:t>, 11(5), L73–L77.</w:t>
       </w:r>
     </w:p>
     <w:p/>
